--- a/MONEY_20Percent_Decay_Top20.docx
+++ b/MONEY_20Percent_Decay_Top20.docx
@@ -107,7 +107,7 @@
           </w:tcPr>
           <w:p>
             <w:r>
-              <w:t>500,000,000.000000</w:t>
+              <w:t>500000000.0</w:t>
             </w:r>
           </w:p>
         </w:tc>
@@ -149,7 +149,7 @@
           </w:tcPr>
           <w:p>
             <w:r>
-              <w:t>900,000,000.000000</w:t>
+              <w:t>900000000.0</w:t>
             </w:r>
           </w:p>
         </w:tc>
@@ -191,7 +191,7 @@
           </w:tcPr>
           <w:p>
             <w:r>
-              <w:t>1,220,000,000.000000</w:t>
+              <w:t>1220000000.0</w:t>
             </w:r>
           </w:p>
         </w:tc>
@@ -233,7 +233,7 @@
           </w:tcPr>
           <w:p>
             <w:r>
-              <w:t>1,476,000,000.000000</w:t>
+              <w:t>1476000000.0</w:t>
             </w:r>
           </w:p>
         </w:tc>
@@ -275,7 +275,7 @@
           </w:tcPr>
           <w:p>
             <w:r>
-              <w:t>1,680,800,000.000000</w:t>
+              <w:t>1680800000.0</w:t>
             </w:r>
           </w:p>
         </w:tc>
@@ -317,7 +317,7 @@
           </w:tcPr>
           <w:p>
             <w:r>
-              <w:t>1,844,640,000.000000</w:t>
+              <w:t>1844640000.0</w:t>
             </w:r>
           </w:p>
         </w:tc>
@@ -359,7 +359,7 @@
           </w:tcPr>
           <w:p>
             <w:r>
-              <w:t>1,975,712,000.000000</w:t>
+              <w:t>1975712000.0</w:t>
             </w:r>
           </w:p>
         </w:tc>
@@ -401,7 +401,7 @@
           </w:tcPr>
           <w:p>
             <w:r>
-              <w:t>2,080,569,600.000000</w:t>
+              <w:t>2080569600.0</w:t>
             </w:r>
           </w:p>
         </w:tc>
@@ -443,7 +443,7 @@
           </w:tcPr>
           <w:p>
             <w:r>
-              <w:t>2,164,455,680.000000</w:t>
+              <w:t>2164455680.0</w:t>
             </w:r>
           </w:p>
         </w:tc>
@@ -485,7 +485,7 @@
           </w:tcPr>
           <w:p>
             <w:r>
-              <w:t>2,231,564,544.000000</w:t>
+              <w:t>2231564544.0</w:t>
             </w:r>
           </w:p>
         </w:tc>
@@ -527,7 +527,7 @@
           </w:tcPr>
           <w:p>
             <w:r>
-              <w:t>2,285,251,635.200000</w:t>
+              <w:t>2285251635.2</w:t>
             </w:r>
           </w:p>
         </w:tc>
@@ -569,7 +569,7 @@
           </w:tcPr>
           <w:p>
             <w:r>
-              <w:t>2,328,201,308.160000</w:t>
+              <w:t>2328201308.16</w:t>
             </w:r>
           </w:p>
         </w:tc>
@@ -611,7 +611,7 @@
           </w:tcPr>
           <w:p>
             <w:r>
-              <w:t>2,362,561,046.528000</w:t>
+              <w:t>2362561046.528</w:t>
             </w:r>
           </w:p>
         </w:tc>
@@ -653,7 +653,7 @@
           </w:tcPr>
           <w:p>
             <w:r>
-              <w:t>2,390,048,837.222400</w:t>
+              <w:t>2390048837.2224</w:t>
             </w:r>
           </w:p>
         </w:tc>
@@ -695,7 +695,7 @@
           </w:tcPr>
           <w:p>
             <w:r>
-              <w:t>2,412,039,069.777920</w:t>
+              <w:t>2412039069.77792</w:t>
             </w:r>
           </w:p>
         </w:tc>
@@ -737,7 +737,7 @@
           </w:tcPr>
           <w:p>
             <w:r>
-              <w:t>2,429,631,255.822336</w:t>
+              <w:t>2429631255.822336</w:t>
             </w:r>
           </w:p>
         </w:tc>
@@ -779,7 +779,7 @@
           </w:tcPr>
           <w:p>
             <w:r>
-              <w:t>2,443,705,004.657868</w:t>
+              <w:t>2443705004.657868</w:t>
             </w:r>
           </w:p>
         </w:tc>
@@ -821,7 +821,7 @@
           </w:tcPr>
           <w:p>
             <w:r>
-              <w:t>2,454,964,003.726295</w:t>
+              <w:t>2454964003.726295</w:t>
             </w:r>
           </w:p>
         </w:tc>
@@ -863,7 +863,7 @@
           </w:tcPr>
           <w:p>
             <w:r>
-              <w:t>2,463,971,202.981036</w:t>
+              <w:t>2463971202.981036</w:t>
             </w:r>
           </w:p>
         </w:tc>
@@ -905,7 +905,7 @@
           </w:tcPr>
           <w:p>
             <w:r>
-              <w:t>2,471,176,962.384829</w:t>
+              <w:t>2471176962.384829</w:t>
             </w:r>
           </w:p>
         </w:tc>
